--- a/tillsyn/A 58019-2022 tillsynsbegäran.docx
+++ b/tillsyn/A 58019-2022 tillsynsbegäran.docx
@@ -346,7 +346,7 @@
     <w:r>
       <w:tab/>
       <w:tab/>
-      <w:t>2026-06-18</w:t>
+      <w:t>2026-06-19</w:t>
       <w:br/>
       <w:br/>
     </w:r>

--- a/tillsyn/A 58019-2022 tillsynsbegäran.docx
+++ b/tillsyn/A 58019-2022 tillsynsbegäran.docx
@@ -346,7 +346,7 @@
     <w:r>
       <w:tab/>
       <w:tab/>
-      <w:t>2026-06-19</w:t>
+      <w:t>2026-06-20</w:t>
       <w:br/>
       <w:br/>
     </w:r>

--- a/tillsyn/A 58019-2022 tillsynsbegäran.docx
+++ b/tillsyn/A 58019-2022 tillsynsbegäran.docx
@@ -12,10 +12,7 @@
     </w:p>
     <w:p>
       <w:r>
-        <w:t>Detta dokument behandlar höga naturvärden i avverkningsanmälan A 58019-2022 i Töreboda kommun som inkom 2022-12-05 och omfattar 2,0 ha.</w:t>
-      </w:r>
-      <w:r>
-        <w:t xml:space="preserve"> I Figur 1 visas fyndplatser för naturvårdsarter i området, som finns registrerade på Artportalen.</w:t>
+        <w:t>Denna tillsynsbegäran behandlar höga naturvärden i avverkningsanmälan A 58019-2022 i Töreboda kommun som inkom 2022-12-05 och omfattar 2,0 ha.</w:t>
       </w:r>
     </w:p>
     <w:p>
@@ -63,7 +60,20 @@
         <w:spacing w:after="240"/>
       </w:pPr>
       <w:r>
-        <w:t>Figur 1. Fyndplatser för naturvårdsarter inom 10 meter från avverkningsanmälan (röd linje). Inom parentes anges rödlistekategorier, S för signalarter, Tför typiska arter och fridlysningsparagrafer i artskyddsförordningen.Markörer utan svart kant är placerade på fyndplatsen. Markörer med svart kant är placerade vid sidan av fyndplatsen och har ett svart streck som visar fyndplatsens exakta position. Kartans mittpunktskoordinat är N 6501991, E 455589 i SWEREF 99 TM.</w:t>
+        <w:t>Figur 1. Fyndplatser för naturvårdsarter inom 10 meter från avverkningsanmälan. Markörer utan svart kant är placerade på fyndplatsen. Markörer med svart kant är placerade vid sidan av fyndplatsen har ett svart streck som visar fyndplatsens exakta position. Kartans mittpunktskoordinat är N 6501991, E 455589 i SWEREF 99 TM.</w:t>
+      </w:r>
+    </w:p>
+    <w:p>
+      <w:r>
+        <w:t>Inom 10 meter från avverkningsanmälan finns fynd av 4 naturvårdsarter, varav 1 är rödlistad, 2 är fridlysta, 2 är typiska (T) och 1 är signalart (S): lundviva (NT), strutbräken (S, T), blåsippa (T, §9) och gullviva (§9). Se Figur 1.</w:t>
+      </w:r>
+    </w:p>
+    <w:p>
+      <w:pPr>
+        <w:pStyle w:val="Heading1"/>
+      </w:pPr>
+      <w:r>
+        <w:t>Tillsynsbegäran</w:t>
       </w:r>
     </w:p>
     <w:p>
@@ -77,39 +87,56 @@
       </w:r>
     </w:p>
     <w:p>
-      <w:r>
-        <w:t>Nedan beskrivs fynd av naturvårdsarter och fridlysta arter som gjorts i det avverkningsanmälda området.</w:t>
-      </w:r>
-    </w:p>
-    <w:p>
       <w:pPr>
         <w:pStyle w:val="Heading1"/>
       </w:pPr>
       <w:r>
-        <w:t>Naturvårdsarter</w:t>
+        <w:t>Naturvårdsarter och fridlysta arter</w:t>
       </w:r>
     </w:p>
     <w:p>
       <w:r>
-        <w:t>Inom 10 meter från avverkningsanmälan har följande 4 naturvårdsarter hittats: lundviva (NT), strutbräken (S, T), blåsippa (T, §9) och gullviva (§9). Av dessa är 1 rödlistade. För rödlistade arter har rödlistekategorin angivits inom parentes. Arter som är signalarter enligt Skogsstyrelsen har markerats med (S). Typiska arter inom Natura 2000 som är kopplade till skogsekosystem har markerats med (T). För fridlysta arter anges även paragrafen i Artskyddsförordningen som arten är fridlyst enligt.</w:t>
+        <w:t>Nedan följer beskrivningar av de naturvårdsarter och fridlysta arter som har sina livsmiljöer och växtplatser i den avverkningsanmälda skogen. De påträffade naturvårdsarterna är ett tydligt kvitto på att det rör sig om en skog med höga naturvärden.</w:t>
       </w:r>
     </w:p>
     <w:p>
       <w:r>
-        <w:t>De påträffade naturvårdsarterna är ett tydligt kvitto på att det rör sig om en skog med höga naturvärden.</w:t>
+        <w:rPr>
+          <w:b/>
+        </w:rPr>
+        <w:t>Lundviva (NT)</w:t>
       </w:r>
-    </w:p>
-    <w:p>
-      <w:pPr>
-        <w:pStyle w:val="Heading2"/>
-      </w:pPr>
       <w:r>
-        <w:t>Fridlysta arter</w:t>
+        <w:t xml:space="preserve"> är fridlyst enligt 8 § artskyddsförordningen i Skåne län och växer i fuktiga ängslövskogar (främst bok-, alm-, ask-, och lövblandskogar) i kalkområden. Lövskogsbruk på lokaler med lämpliga hydrologiska förhållanden skapar förutsättningar för lundvivans fortsatta existens. En försiktig, successiv förnyelse av trädbeståndet har inte någon negativ effekt, men kvarlämnande av större mängder avverkningsfall bör inte ske då detta starkt kan missgynna lundvivan. Barrträdsplantering och dikning måste undvikas på lokalerna (SLU Artdatabanken, 2024).</w:t>
       </w:r>
     </w:p>
     <w:p>
       <w:r>
-        <w:t>Följande fridlysta arter har sina livsmiljöer och växtplatser i den avverkningsanmälda skogen: blåsippa (T, §9) och gullviva (§9).</w:t>
+        <w:rPr>
+          <w:b/>
+        </w:rPr>
+        <w:t xml:space="preserve">Strutbräken </w:t>
+      </w:r>
+      <w:r>
+        <w:t xml:space="preserve">är normalt en mycket bra och tydlig signalart som visar på flera olika fuktiga biotoper med rörligt markvatten som nästan alltid har höga naturvärden. Den växer på skuggiga, fuktiga, näringsrika mullmarker längs bäckdalar, åar, älvar, översilade sluttningar med högörtsgranskog och svämlövskogar med kortvarigt översvämmade sedimentplan. Växtplatserna har ytligt rörligt markvatten och konstant hög luftfuktighet. Arten är känslig för avverkning och dikning.Strutbräken är typisk art för </w:t>
+      </w:r>
+      <w:r>
+        <w:rPr>
+          <w:i/>
+        </w:rPr>
+        <w:t xml:space="preserve">9050 Näringsrik granskog, 9080 Lövsumpskog, 9750 Svämlövskog, 9760 Svämädellövskog </w:t>
+      </w:r>
+      <w:r>
+        <w:t>och</w:t>
+      </w:r>
+      <w:r>
+        <w:rPr>
+          <w:i/>
+        </w:rPr>
+        <w:t xml:space="preserve"> 6430 Högörtängar</w:t>
+      </w:r>
+      <w:r>
+        <w:t xml:space="preserve"> (Nitare &amp; Skogsstyrelsen, 2019; SLU Artdatabanken, 2025).</w:t>
       </w:r>
     </w:p>
     <w:p>
@@ -170,54 +197,6 @@
         <w:t xml:space="preserve"> (SLU Artdatabanken, 2025).</w:t>
       </w:r>
     </w:p>
-    <w:p>
-      <w:pPr>
-        <w:pStyle w:val="Heading2"/>
-      </w:pPr>
-      <w:r>
-        <w:t>Övriga naturvårdsarter</w:t>
-      </w:r>
-    </w:p>
-    <w:p>
-      <w:r>
-        <w:rPr>
-          <w:b/>
-        </w:rPr>
-        <w:t>Lundviva (NT)</w:t>
-      </w:r>
-      <w:r>
-        <w:t xml:space="preserve"> är fridlyst enligt 8 § artskyddsförordningen i Skåne län och växer i fuktiga ängslövskogar (främst bok-, alm-, ask-, och lövblandskogar) i kalkområden. Lövskogsbruk på lokaler med lämpliga hydrologiska förhållanden skapar förutsättningar för lundvivans fortsatta existens. En försiktig, successiv förnyelse av trädbeståndet har inte någon negativ effekt, men kvarlämnande av större mängder avverkningsfall bör inte ske då detta starkt kan missgynna lundvivan. Barrträdsplantering och dikning måste undvikas på lokalerna (SLU Artdatabanken, 2024).</w:t>
-      </w:r>
-    </w:p>
-    <w:p>
-      <w:r>
-        <w:rPr>
-          <w:b/>
-        </w:rPr>
-        <w:t xml:space="preserve">Strutbräken </w:t>
-      </w:r>
-      <w:r>
-        <w:t xml:space="preserve">är normalt en mycket bra och tydlig signalart som visar på flera olika fuktiga biotoper med rörligt markvatten som nästan alltid har höga naturvärden. Den växer på skuggiga, fuktiga, näringsrika mullmarker längs bäckdalar, åar, älvar, översilade sluttningar med högörtsgranskog och svämlövskogar med kortvarigt översvämmade sedimentplan. Växtplatserna har ytligt rörligt markvatten och konstant hög luftfuktighet. Arten är känslig för avverkning och dikning.Strutbräken är typisk art för </w:t>
-      </w:r>
-      <w:r>
-        <w:rPr>
-          <w:i/>
-        </w:rPr>
-        <w:t xml:space="preserve">9050 Näringsrik granskog, 9080 Lövsumpskog, 9750 Svämlövskog, 9760 Svämädellövskog </w:t>
-      </w:r>
-      <w:r>
-        <w:t>och</w:t>
-      </w:r>
-      <w:r>
-        <w:rPr>
-          <w:i/>
-        </w:rPr>
-        <w:t xml:space="preserve"> 6430 Högörtängar</w:t>
-      </w:r>
-      <w:r>
-        <w:t xml:space="preserve"> (Nitare &amp; Skogsstyrelsen, 2019; SLU Artdatabanken, 2025).</w:t>
-      </w:r>
-    </w:p>
     <w:sectPr>
       <w:headerReference w:type="even" r:id="rId8"/>
       <w:headerReference w:type="default" r:id="rId9"/>
@@ -346,7 +325,7 @@
     <w:r>
       <w:tab/>
       <w:tab/>
-      <w:t>2026-06-20</w:t>
+      <w:t>2026-06-21</w:t>
       <w:br/>
       <w:br/>
     </w:r>

--- a/tillsyn/A 58019-2022 tillsynsbegäran.docx
+++ b/tillsyn/A 58019-2022 tillsynsbegäran.docx
@@ -325,7 +325,7 @@
     <w:r>
       <w:tab/>
       <w:tab/>
-      <w:t>2026-06-21</w:t>
+      <w:t>2026-06-22</w:t>
       <w:br/>
       <w:br/>
     </w:r>

--- a/tillsyn/A 58019-2022 tillsynsbegäran.docx
+++ b/tillsyn/A 58019-2022 tillsynsbegäran.docx
@@ -325,7 +325,7 @@
     <w:r>
       <w:tab/>
       <w:tab/>
-      <w:t>2026-06-22</w:t>
+      <w:t>2026-06-23</w:t>
       <w:br/>
       <w:br/>
     </w:r>

--- a/tillsyn/A 58019-2022 tillsynsbegäran.docx
+++ b/tillsyn/A 58019-2022 tillsynsbegäran.docx
@@ -325,7 +325,7 @@
     <w:r>
       <w:tab/>
       <w:tab/>
-      <w:t>2026-06-23</w:t>
+      <w:t>2026-06-24</w:t>
       <w:br/>
       <w:br/>
     </w:r>

--- a/tillsyn/A 58019-2022 tillsynsbegäran.docx
+++ b/tillsyn/A 58019-2022 tillsynsbegäran.docx
@@ -325,7 +325,7 @@
     <w:r>
       <w:tab/>
       <w:tab/>
-      <w:t>2026-06-24</w:t>
+      <w:t>2026-06-25</w:t>
       <w:br/>
       <w:br/>
     </w:r>

--- a/tillsyn/A 58019-2022 tillsynsbegäran.docx
+++ b/tillsyn/A 58019-2022 tillsynsbegäran.docx
@@ -325,7 +325,7 @@
     <w:r>
       <w:tab/>
       <w:tab/>
-      <w:t>2026-06-25</w:t>
+      <w:t>2026-06-26</w:t>
       <w:br/>
       <w:br/>
     </w:r>

--- a/tillsyn/A 58019-2022 tillsynsbegäran.docx
+++ b/tillsyn/A 58019-2022 tillsynsbegäran.docx
@@ -325,7 +325,7 @@
     <w:r>
       <w:tab/>
       <w:tab/>
-      <w:t>2026-06-26</w:t>
+      <w:t>2026-06-27</w:t>
       <w:br/>
       <w:br/>
     </w:r>

--- a/tillsyn/A 58019-2022 tillsynsbegäran.docx
+++ b/tillsyn/A 58019-2022 tillsynsbegäran.docx
@@ -325,7 +325,7 @@
     <w:r>
       <w:tab/>
       <w:tab/>
-      <w:t>2026-06-27</w:t>
+      <w:t>2026-06-28</w:t>
       <w:br/>
       <w:br/>
     </w:r>

--- a/tillsyn/A 58019-2022 tillsynsbegäran.docx
+++ b/tillsyn/A 58019-2022 tillsynsbegäran.docx
@@ -325,7 +325,7 @@
     <w:r>
       <w:tab/>
       <w:tab/>
-      <w:t>2026-06-28</w:t>
+      <w:t>2026-06-29</w:t>
       <w:br/>
       <w:br/>
     </w:r>

--- a/tillsyn/A 58019-2022 tillsynsbegäran.docx
+++ b/tillsyn/A 58019-2022 tillsynsbegäran.docx
@@ -325,7 +325,7 @@
     <w:r>
       <w:tab/>
       <w:tab/>
-      <w:t>2026-06-29</w:t>
+      <w:t>2026-06-30</w:t>
       <w:br/>
       <w:br/>
     </w:r>

--- a/tillsyn/A 58019-2022 tillsynsbegäran.docx
+++ b/tillsyn/A 58019-2022 tillsynsbegäran.docx
@@ -325,7 +325,7 @@
     <w:r>
       <w:tab/>
       <w:tab/>
-      <w:t>2026-06-30</w:t>
+      <w:t>2026-07-01</w:t>
       <w:br/>
       <w:br/>
     </w:r>

--- a/tillsyn/A 58019-2022 tillsynsbegäran.docx
+++ b/tillsyn/A 58019-2022 tillsynsbegäran.docx
@@ -325,7 +325,7 @@
     <w:r>
       <w:tab/>
       <w:tab/>
-      <w:t>2026-07-01</w:t>
+      <w:t>2026-07-02</w:t>
       <w:br/>
       <w:br/>
     </w:r>

--- a/tillsyn/A 58019-2022 tillsynsbegäran.docx
+++ b/tillsyn/A 58019-2022 tillsynsbegäran.docx
@@ -325,7 +325,7 @@
     <w:r>
       <w:tab/>
       <w:tab/>
-      <w:t>2026-07-13</w:t>
+      <w:t>2026-07-14</w:t>
       <w:br/>
       <w:br/>
     </w:r>

--- a/tillsyn/A 58019-2022 tillsynsbegäran.docx
+++ b/tillsyn/A 58019-2022 tillsynsbegäran.docx
@@ -325,7 +325,7 @@
     <w:r>
       <w:tab/>
       <w:tab/>
-      <w:t>2026-07-14</w:t>
+      <w:t>2026-07-15</w:t>
       <w:br/>
       <w:br/>
     </w:r>

--- a/tillsyn/A 58019-2022 tillsynsbegäran.docx
+++ b/tillsyn/A 58019-2022 tillsynsbegäran.docx
@@ -325,7 +325,7 @@
     <w:r>
       <w:tab/>
       <w:tab/>
-      <w:t>2026-07-15</w:t>
+      <w:t>2026-07-16</w:t>
       <w:br/>
       <w:br/>
     </w:r>

--- a/tillsyn/A 58019-2022 tillsynsbegäran.docx
+++ b/tillsyn/A 58019-2022 tillsynsbegäran.docx
@@ -325,7 +325,7 @@
     <w:r>
       <w:tab/>
       <w:tab/>
-      <w:t>2026-07-16</w:t>
+      <w:t>2026-07-17</w:t>
       <w:br/>
       <w:br/>
     </w:r>

--- a/tillsyn/A 58019-2022 tillsynsbegäran.docx
+++ b/tillsyn/A 58019-2022 tillsynsbegäran.docx
@@ -325,7 +325,7 @@
     <w:r>
       <w:tab/>
       <w:tab/>
-      <w:t>2026-07-17</w:t>
+      <w:t>2026-07-18</w:t>
       <w:br/>
       <w:br/>
     </w:r>

--- a/tillsyn/A 58019-2022 tillsynsbegäran.docx
+++ b/tillsyn/A 58019-2022 tillsynsbegäran.docx
@@ -325,7 +325,7 @@
     <w:r>
       <w:tab/>
       <w:tab/>
-      <w:t>2026-07-18</w:t>
+      <w:t>2026-07-19</w:t>
       <w:br/>
       <w:br/>
     </w:r>

--- a/tillsyn/A 58019-2022 tillsynsbegäran.docx
+++ b/tillsyn/A 58019-2022 tillsynsbegäran.docx
@@ -325,7 +325,7 @@
     <w:r>
       <w:tab/>
       <w:tab/>
-      <w:t>2026-07-19</w:t>
+      <w:t>2026-07-20</w:t>
       <w:br/>
       <w:br/>
     </w:r>

--- a/tillsyn/A 58019-2022 tillsynsbegäran.docx
+++ b/tillsyn/A 58019-2022 tillsynsbegäran.docx
@@ -325,7 +325,7 @@
     <w:r>
       <w:tab/>
       <w:tab/>
-      <w:t>2026-07-20</w:t>
+      <w:t>2026-07-21</w:t>
       <w:br/>
       <w:br/>
     </w:r>

--- a/tillsyn/A 58019-2022 tillsynsbegäran.docx
+++ b/tillsyn/A 58019-2022 tillsynsbegäran.docx
@@ -325,7 +325,7 @@
     <w:r>
       <w:tab/>
       <w:tab/>
-      <w:t>2026-07-21</w:t>
+      <w:t>2026-07-22</w:t>
       <w:br/>
       <w:br/>
     </w:r>

--- a/tillsyn/A 58019-2022 tillsynsbegäran.docx
+++ b/tillsyn/A 58019-2022 tillsynsbegäran.docx
@@ -325,7 +325,7 @@
     <w:r>
       <w:tab/>
       <w:tab/>
-      <w:t>2026-07-22</w:t>
+      <w:t>2026-07-23</w:t>
       <w:br/>
       <w:br/>
     </w:r>

--- a/tillsyn/A 58019-2022 tillsynsbegäran.docx
+++ b/tillsyn/A 58019-2022 tillsynsbegäran.docx
@@ -325,7 +325,7 @@
     <w:r>
       <w:tab/>
       <w:tab/>
-      <w:t>2026-07-23</w:t>
+      <w:t>2026-07-24</w:t>
       <w:br/>
       <w:br/>
     </w:r>

--- a/tillsyn/A 58019-2022 tillsynsbegäran.docx
+++ b/tillsyn/A 58019-2022 tillsynsbegäran.docx
@@ -60,7 +60,7 @@
         <w:spacing w:after="240"/>
       </w:pPr>
       <w:r>
-        <w:t>Figur 1. Fyndplatser för naturvårdsarter inom 10 meter från avverkningsanmälan. Markörer utan svart kant är placerade på fyndplatsen. Markörer med svart kant är placerade vid sidan av fyndplatsen har ett svart streck som visar fyndplatsens exakta position. Kartans mittpunktskoordinat är N 6501991, E 455589 i SWEREF 99 TM.</w:t>
+        <w:t>Figur 1. Fyndplatser för naturvårdsarter inom 10 meter från avverkningsanmälan. Markörer utan svart kant är placerade på fyndplatsen. Markörer med svart kant är placerade vid sidan av fyndplatsen och har ett svart streck som visar fyndplatsens exakta position. Kartans mittpunktskoordinat är N 6501991, E 455589 i SWEREF 99 TM.</w:t>
       </w:r>
     </w:p>
     <w:p>
@@ -325,7 +325,7 @@
     <w:r>
       <w:tab/>
       <w:tab/>
-      <w:t>2026-08-14</w:t>
+      <w:t>2026-08-15</w:t>
       <w:br/>
       <w:br/>
     </w:r>

--- a/tillsyn/A 58019-2022 tillsynsbegäran.docx
+++ b/tillsyn/A 58019-2022 tillsynsbegäran.docx
@@ -325,7 +325,7 @@
     <w:r>
       <w:tab/>
       <w:tab/>
-      <w:t>2026-08-15</w:t>
+      <w:t>2026-08-16</w:t>
       <w:br/>
       <w:br/>
     </w:r>

--- a/tillsyn/A 58019-2022 tillsynsbegäran.docx
+++ b/tillsyn/A 58019-2022 tillsynsbegäran.docx
@@ -325,7 +325,7 @@
     <w:r>
       <w:tab/>
       <w:tab/>
-      <w:t>2026-08-16</w:t>
+      <w:t>2026-08-17</w:t>
       <w:br/>
       <w:br/>
     </w:r>

--- a/tillsyn/A 58019-2022 tillsynsbegäran.docx
+++ b/tillsyn/A 58019-2022 tillsynsbegäran.docx
@@ -325,7 +325,7 @@
     <w:r>
       <w:tab/>
       <w:tab/>
-      <w:t>2026-08-17</w:t>
+      <w:t>2026-08-18</w:t>
       <w:br/>
       <w:br/>
     </w:r>

--- a/tillsyn/A 58019-2022 tillsynsbegäran.docx
+++ b/tillsyn/A 58019-2022 tillsynsbegäran.docx
@@ -325,7 +325,7 @@
     <w:r>
       <w:tab/>
       <w:tab/>
-      <w:t>2026-08-18</w:t>
+      <w:t>2026-08-19</w:t>
       <w:br/>
       <w:br/>
     </w:r>

--- a/tillsyn/A 58019-2022 tillsynsbegäran.docx
+++ b/tillsyn/A 58019-2022 tillsynsbegäran.docx
@@ -325,7 +325,7 @@
     <w:r>
       <w:tab/>
       <w:tab/>
-      <w:t>2026-08-19</w:t>
+      <w:t>2026-08-20</w:t>
       <w:br/>
       <w:br/>
     </w:r>

--- a/tillsyn/A 58019-2022 tillsynsbegäran.docx
+++ b/tillsyn/A 58019-2022 tillsynsbegäran.docx
@@ -325,7 +325,7 @@
     <w:r>
       <w:tab/>
       <w:tab/>
-      <w:t>2026-08-20</w:t>
+      <w:t>2026-08-21</w:t>
       <w:br/>
       <w:br/>
     </w:r>

--- a/tillsyn/A 58019-2022 tillsynsbegäran.docx
+++ b/tillsyn/A 58019-2022 tillsynsbegäran.docx
@@ -325,7 +325,7 @@
     <w:r>
       <w:tab/>
       <w:tab/>
-      <w:t>2026-08-21</w:t>
+      <w:t>2026-08-22</w:t>
       <w:br/>
       <w:br/>
     </w:r>

--- a/tillsyn/A 58019-2022 tillsynsbegäran.docx
+++ b/tillsyn/A 58019-2022 tillsynsbegäran.docx
@@ -325,7 +325,7 @@
     <w:r>
       <w:tab/>
       <w:tab/>
-      <w:t>2026-08-22</w:t>
+      <w:t>2026-08-23</w:t>
       <w:br/>
       <w:br/>
     </w:r>

--- a/tillsyn/A 58019-2022 tillsynsbegäran.docx
+++ b/tillsyn/A 58019-2022 tillsynsbegäran.docx
@@ -325,7 +325,7 @@
     <w:r>
       <w:tab/>
       <w:tab/>
-      <w:t>2026-08-23</w:t>
+      <w:t>2026-08-24</w:t>
       <w:br/>
       <w:br/>
     </w:r>

--- a/tillsyn/A 58019-2022 tillsynsbegäran.docx
+++ b/tillsyn/A 58019-2022 tillsynsbegäran.docx
@@ -325,7 +325,7 @@
     <w:r>
       <w:tab/>
       <w:tab/>
-      <w:t>2026-08-24</w:t>
+      <w:t>2026-08-25</w:t>
       <w:br/>
       <w:br/>
     </w:r>

--- a/tillsyn/A 58019-2022 tillsynsbegäran.docx
+++ b/tillsyn/A 58019-2022 tillsynsbegäran.docx
@@ -325,7 +325,7 @@
     <w:r>
       <w:tab/>
       <w:tab/>
-      <w:t>2026-08-25</w:t>
+      <w:t>2026-08-26</w:t>
       <w:br/>
       <w:br/>
     </w:r>

--- a/tillsyn/A 58019-2022 tillsynsbegäran.docx
+++ b/tillsyn/A 58019-2022 tillsynsbegäran.docx
@@ -325,7 +325,7 @@
     <w:r>
       <w:tab/>
       <w:tab/>
-      <w:t>2026-08-26</w:t>
+      <w:t>2026-08-27</w:t>
       <w:br/>
       <w:br/>
     </w:r>

--- a/tillsyn/A 58019-2022 tillsynsbegäran.docx
+++ b/tillsyn/A 58019-2022 tillsynsbegäran.docx
@@ -325,7 +325,7 @@
     <w:r>
       <w:tab/>
       <w:tab/>
-      <w:t>2026-08-27</w:t>
+      <w:t>2026-08-28</w:t>
       <w:br/>
       <w:br/>
     </w:r>

--- a/tillsyn/A 58019-2022 tillsynsbegäran.docx
+++ b/tillsyn/A 58019-2022 tillsynsbegäran.docx
@@ -325,7 +325,7 @@
     <w:r>
       <w:tab/>
       <w:tab/>
-      <w:t>2026-08-28</w:t>
+      <w:t>2026-08-29</w:t>
       <w:br/>
       <w:br/>
     </w:r>

--- a/tillsyn/A 58019-2022 tillsynsbegäran.docx
+++ b/tillsyn/A 58019-2022 tillsynsbegäran.docx
@@ -325,7 +325,7 @@
     <w:r>
       <w:tab/>
       <w:tab/>
-      <w:t>2026-08-29</w:t>
+      <w:t>2026-08-31</w:t>
       <w:br/>
       <w:br/>
     </w:r>

--- a/tillsyn/A 58019-2022 tillsynsbegäran.docx
+++ b/tillsyn/A 58019-2022 tillsynsbegäran.docx
@@ -325,7 +325,7 @@
     <w:r>
       <w:tab/>
       <w:tab/>
-      <w:t>2026-08-31</w:t>
+      <w:t>2026-09-01</w:t>
       <w:br/>
       <w:br/>
     </w:r>

--- a/tillsyn/A 58019-2022 tillsynsbegäran.docx
+++ b/tillsyn/A 58019-2022 tillsynsbegäran.docx
@@ -325,7 +325,7 @@
     <w:r>
       <w:tab/>
       <w:tab/>
-      <w:t>2026-09-01</w:t>
+      <w:t>2026-09-02</w:t>
       <w:br/>
       <w:br/>
     </w:r>

--- a/tillsyn/A 58019-2022 tillsynsbegäran.docx
+++ b/tillsyn/A 58019-2022 tillsynsbegäran.docx
@@ -325,7 +325,7 @@
     <w:r>
       <w:tab/>
       <w:tab/>
-      <w:t>2026-09-02</w:t>
+      <w:t>2026-09-03</w:t>
       <w:br/>
       <w:br/>
     </w:r>

--- a/tillsyn/A 58019-2022 tillsynsbegäran.docx
+++ b/tillsyn/A 58019-2022 tillsynsbegäran.docx
@@ -325,7 +325,7 @@
     <w:r>
       <w:tab/>
       <w:tab/>
-      <w:t>2026-09-03</w:t>
+      <w:t>2026-09-04</w:t>
       <w:br/>
       <w:br/>
     </w:r>

--- a/tillsyn/A 58019-2022 tillsynsbegäran.docx
+++ b/tillsyn/A 58019-2022 tillsynsbegäran.docx
@@ -325,7 +325,7 @@
     <w:r>
       <w:tab/>
       <w:tab/>
-      <w:t>2026-09-04</w:t>
+      <w:t>2026-09-05</w:t>
       <w:br/>
       <w:br/>
     </w:r>

--- a/tillsyn/A 58019-2022 tillsynsbegäran.docx
+++ b/tillsyn/A 58019-2022 tillsynsbegäran.docx
@@ -325,7 +325,7 @@
     <w:r>
       <w:tab/>
       <w:tab/>
-      <w:t>2026-09-05</w:t>
+      <w:t>2026-09-06</w:t>
       <w:br/>
       <w:br/>
     </w:r>

--- a/tillsyn/A 58019-2022 tillsynsbegäran.docx
+++ b/tillsyn/A 58019-2022 tillsynsbegäran.docx
@@ -325,7 +325,7 @@
     <w:r>
       <w:tab/>
       <w:tab/>
-      <w:t>2026-09-06</w:t>
+      <w:t>2026-09-07</w:t>
       <w:br/>
       <w:br/>
     </w:r>

--- a/tillsyn/A 58019-2022 tillsynsbegäran.docx
+++ b/tillsyn/A 58019-2022 tillsynsbegäran.docx
@@ -325,7 +325,7 @@
     <w:r>
       <w:tab/>
       <w:tab/>
-      <w:t>2026-09-07</w:t>
+      <w:t>2026-09-08</w:t>
       <w:br/>
       <w:br/>
     </w:r>

--- a/tillsyn/A 58019-2022 tillsynsbegäran.docx
+++ b/tillsyn/A 58019-2022 tillsynsbegäran.docx
@@ -325,7 +325,7 @@
     <w:r>
       <w:tab/>
       <w:tab/>
-      <w:t>2026-09-08</w:t>
+      <w:t>2026-09-09</w:t>
       <w:br/>
       <w:br/>
     </w:r>

--- a/tillsyn/A 58019-2022 tillsynsbegäran.docx
+++ b/tillsyn/A 58019-2022 tillsynsbegäran.docx
@@ -325,7 +325,7 @@
     <w:r>
       <w:tab/>
       <w:tab/>
-      <w:t>2026-09-09</w:t>
+      <w:t>2026-09-10</w:t>
       <w:br/>
       <w:br/>
     </w:r>

--- a/tillsyn/A 58019-2022 tillsynsbegäran.docx
+++ b/tillsyn/A 58019-2022 tillsynsbegäran.docx
@@ -325,7 +325,7 @@
     <w:r>
       <w:tab/>
       <w:tab/>
-      <w:t>2026-09-10</w:t>
+      <w:t>2026-09-11</w:t>
       <w:br/>
       <w:br/>
     </w:r>

--- a/tillsyn/A 58019-2022 tillsynsbegäran.docx
+++ b/tillsyn/A 58019-2022 tillsynsbegäran.docx
@@ -325,7 +325,7 @@
     <w:r>
       <w:tab/>
       <w:tab/>
-      <w:t>2026-09-11</w:t>
+      <w:t>2026-09-12</w:t>
       <w:br/>
       <w:br/>
     </w:r>

--- a/tillsyn/A 58019-2022 tillsynsbegäran.docx
+++ b/tillsyn/A 58019-2022 tillsynsbegäran.docx
@@ -325,7 +325,7 @@
     <w:r>
       <w:tab/>
       <w:tab/>
-      <w:t>2026-09-12</w:t>
+      <w:t>2026-09-13</w:t>
       <w:br/>
       <w:br/>
     </w:r>
